--- a/biological-research/SYNTHESIS-LMIC-neonatal-oxygen-natural-experiment.docx
+++ b/biological-research/SYNTHESIS-LMIC-neonatal-oxygen-natural-experiment.docx
@@ -3074,7 +3074,7 @@
         <w:t xml:space="preserve"> </w:t>
       </w:r>
       <w:r>
-        <w:t xml:space="preserve">Preprint, medRxiv.</w:t>
+        <w:t xml:space="preserve">Unpublished preprint.</w:t>
       </w:r>
     </w:p>
     <w:p>
